--- a/Kim11-1-6-Tepkime-Hizi.docx
+++ b/Kim11-1-6-Tepkime-Hizi.docx
@@ -9,6 +9,7 @@
           <w:ilvl w:val="2"/>
           <w:numId w:val="50"/>
         </w:numPr>
+        <w:jc w:val="both"/>
         <w:rPr>
           <w:rFonts w:ascii="Times New Roman" w:hAnsi="Times New Roman" w:cs="Times New Roman"/>
           <w:b/>
@@ -23,25 +24,626 @@
           <w:bCs/>
           <w:lang w:val="tr-TR"/>
         </w:rPr>
-        <w:t xml:space="preserve">Tepken ve </w:t>
+        <w:t>Tepken ve Ürün Derişimleriyle Ortalama Tepkime Hızlarının Hesaplanması</w:t>
+      </w:r>
+    </w:p>
+    <w:p>
+      <w:pPr>
+        <w:jc w:val="both"/>
+        <w:rPr>
+          <w:rFonts w:ascii="Times New Roman" w:hAnsi="Times New Roman" w:cs="Times New Roman"/>
+          <w:lang w:val="tr-TR"/>
+        </w:rPr>
+      </w:pPr>
+    </w:p>
+    <w:p>
+      <w:pPr>
+        <w:jc w:val="both"/>
+        <w:rPr>
+          <w:rFonts w:ascii="Times New Roman" w:hAnsi="Times New Roman" w:cs="Times New Roman"/>
+          <w:lang w:val="tr-TR"/>
+        </w:rPr>
+      </w:pPr>
+    </w:p>
+    <w:p>
+      <w:pPr>
+        <w:jc w:val="both"/>
+        <w:rPr>
+          <w:rFonts w:ascii="Times New Roman" w:hAnsi="Times New Roman" w:cs="Times New Roman"/>
+          <w:lang w:val="tr-TR"/>
+        </w:rPr>
+      </w:pPr>
+    </w:p>
+    <w:p>
+      <w:pPr>
+        <w:jc w:val="both"/>
+        <w:rPr>
+          <w:rFonts w:ascii="Times New Roman" w:hAnsi="Times New Roman" w:cs="Times New Roman"/>
+          <w:lang w:val="tr-TR"/>
+        </w:rPr>
+      </w:pPr>
+      <w:r>
+        <w:rPr>
+          <w:rFonts w:ascii="Times New Roman" w:hAnsi="Times New Roman" w:cs="Times New Roman"/>
+          <w:lang w:val="tr-TR"/>
+        </w:rPr>
+        <w:t>/*</w:t>
+      </w:r>
+    </w:p>
+    <w:p>
+      <w:pPr>
+        <w:jc w:val="both"/>
+        <w:rPr>
+          <w:rFonts w:ascii="Times New Roman" w:hAnsi="Times New Roman" w:cs="Times New Roman"/>
+          <w:lang w:val="tr-TR"/>
+        </w:rPr>
+      </w:pPr>
+      <w:proofErr w:type="spellStart"/>
+      <w:r>
+        <w:rPr>
+          <w:rFonts w:ascii="Times New Roman" w:hAnsi="Times New Roman" w:cs="Times New Roman"/>
+          <w:lang w:val="tr-TR"/>
+        </w:rPr>
+        <w:t>Günlük</w:t>
+      </w:r>
+      <w:proofErr w:type="spellEnd"/>
+      <w:r>
+        <w:rPr>
+          <w:rFonts w:ascii="Times New Roman" w:hAnsi="Times New Roman" w:cs="Times New Roman"/>
+          <w:lang w:val="tr-TR"/>
+        </w:rPr>
+        <w:t xml:space="preserve"> hayatta karşılaşılan çok hızlı ve çok yavaş gerçekleşen tepkime örnekleri </w:t>
+      </w:r>
+      <w:proofErr w:type="spellStart"/>
+      <w:r>
+        <w:rPr>
+          <w:rFonts w:ascii="Times New Roman" w:hAnsi="Times New Roman" w:cs="Times New Roman"/>
+          <w:lang w:val="tr-TR"/>
+        </w:rPr>
+        <w:t>üzerinden</w:t>
+      </w:r>
+      <w:proofErr w:type="spellEnd"/>
+      <w:r>
+        <w:rPr>
+          <w:rFonts w:ascii="Times New Roman" w:hAnsi="Times New Roman" w:cs="Times New Roman"/>
+          <w:lang w:val="tr-TR"/>
+        </w:rPr>
+        <w:t xml:space="preserve"> </w:t>
       </w:r>
       <w:r>
         <w:rPr>
           <w:rFonts w:ascii="Times New Roman" w:hAnsi="Times New Roman" w:cs="Times New Roman"/>
+          <w:lang w:val="tr-TR"/>
+        </w:rPr>
+        <w:t>tepkimelerin hızlarının farklı olabileceğine dikkat çekilir. Öğrencilere belirli bir tepkimeye</w:t>
+      </w:r>
+      <w:r>
+        <w:rPr>
+          <w:rFonts w:ascii="Times New Roman" w:hAnsi="Times New Roman" w:cs="Times New Roman"/>
+          <w:lang w:val="tr-TR"/>
+        </w:rPr>
+        <w:t xml:space="preserve"> </w:t>
+      </w:r>
+      <w:r>
+        <w:rPr>
+          <w:rFonts w:ascii="Times New Roman" w:hAnsi="Times New Roman" w:cs="Times New Roman"/>
+          <w:lang w:val="tr-TR"/>
+        </w:rPr>
+        <w:t xml:space="preserve">ait tepken ve </w:t>
+      </w:r>
+      <w:proofErr w:type="spellStart"/>
+      <w:r>
+        <w:rPr>
+          <w:rFonts w:ascii="Times New Roman" w:hAnsi="Times New Roman" w:cs="Times New Roman"/>
+          <w:lang w:val="tr-TR"/>
+        </w:rPr>
+        <w:t>ürünlerin</w:t>
+      </w:r>
+      <w:proofErr w:type="spellEnd"/>
+      <w:r>
+        <w:rPr>
+          <w:rFonts w:ascii="Times New Roman" w:hAnsi="Times New Roman" w:cs="Times New Roman"/>
+          <w:lang w:val="tr-TR"/>
+        </w:rPr>
+        <w:t xml:space="preserve"> derişiminin zamanla değişimine ilişkin hazır veri seti verilir. </w:t>
+      </w:r>
+      <w:proofErr w:type="spellStart"/>
+      <w:proofErr w:type="gramStart"/>
+      <w:r>
+        <w:rPr>
+          <w:rFonts w:ascii="Times New Roman" w:hAnsi="Times New Roman" w:cs="Times New Roman"/>
+          <w:lang w:val="tr-TR"/>
+        </w:rPr>
+        <w:t>Öğrenciler,bu</w:t>
+      </w:r>
+      <w:proofErr w:type="spellEnd"/>
+      <w:proofErr w:type="gramEnd"/>
+      <w:r>
+        <w:rPr>
+          <w:rFonts w:ascii="Times New Roman" w:hAnsi="Times New Roman" w:cs="Times New Roman"/>
+          <w:lang w:val="tr-TR"/>
+        </w:rPr>
+        <w:t xml:space="preserve"> veri setini kullanarak etkinlik kâğıdına derişim-zaman grafiğini çizer (OB7). </w:t>
+      </w:r>
+    </w:p>
+    <w:p>
+      <w:pPr>
+        <w:jc w:val="both"/>
+        <w:rPr>
+          <w:rFonts w:ascii="Times New Roman" w:hAnsi="Times New Roman" w:cs="Times New Roman"/>
+          <w:lang w:val="tr-TR"/>
+        </w:rPr>
+      </w:pPr>
+      <w:r>
+        <w:rPr>
+          <w:rFonts w:ascii="Times New Roman" w:hAnsi="Times New Roman" w:cs="Times New Roman"/>
+          <w:lang w:val="tr-TR"/>
+        </w:rPr>
+        <w:t>Çizdiği</w:t>
+      </w:r>
+      <w:r>
+        <w:rPr>
+          <w:rFonts w:ascii="Times New Roman" w:hAnsi="Times New Roman" w:cs="Times New Roman"/>
+          <w:lang w:val="tr-TR"/>
+        </w:rPr>
+        <w:t xml:space="preserve"> </w:t>
+      </w:r>
+      <w:r>
+        <w:rPr>
+          <w:rFonts w:ascii="Times New Roman" w:hAnsi="Times New Roman" w:cs="Times New Roman"/>
+          <w:lang w:val="tr-TR"/>
+        </w:rPr>
+        <w:t>derişim-zaman grafiğini kullanarak tepkime hızının zamanla değişimi ile ilgili önermeler</w:t>
+      </w:r>
+      <w:r>
+        <w:rPr>
+          <w:rFonts w:ascii="Times New Roman" w:hAnsi="Times New Roman" w:cs="Times New Roman"/>
+          <w:lang w:val="tr-TR"/>
+        </w:rPr>
+        <w:t xml:space="preserve"> </w:t>
+      </w:r>
+      <w:r>
+        <w:rPr>
+          <w:rFonts w:ascii="Times New Roman" w:hAnsi="Times New Roman" w:cs="Times New Roman"/>
+          <w:lang w:val="tr-TR"/>
+        </w:rPr>
+        <w:t>oluşturur. Öğrenciler önermelerini arkadaşlarıyla paylaşabilir. Bunu yaparken öğrencilerin</w:t>
+      </w:r>
+      <w:r>
+        <w:rPr>
+          <w:rFonts w:ascii="Times New Roman" w:hAnsi="Times New Roman" w:cs="Times New Roman"/>
+          <w:lang w:val="tr-TR"/>
+        </w:rPr>
+        <w:t xml:space="preserve"> </w:t>
+      </w:r>
+      <w:proofErr w:type="spellStart"/>
+      <w:r>
+        <w:rPr>
+          <w:rFonts w:ascii="Times New Roman" w:hAnsi="Times New Roman" w:cs="Times New Roman"/>
+          <w:lang w:val="tr-TR"/>
+        </w:rPr>
+        <w:t>düşünce</w:t>
+      </w:r>
+      <w:proofErr w:type="spellEnd"/>
+      <w:r>
+        <w:rPr>
+          <w:rFonts w:ascii="Times New Roman" w:hAnsi="Times New Roman" w:cs="Times New Roman"/>
+          <w:lang w:val="tr-TR"/>
+        </w:rPr>
+        <w:t xml:space="preserve"> ve izlenimlerini etki altında kalmadan ifade etmeleri, arkadaşlarının </w:t>
+      </w:r>
+      <w:proofErr w:type="spellStart"/>
+      <w:r>
+        <w:rPr>
+          <w:rFonts w:ascii="Times New Roman" w:hAnsi="Times New Roman" w:cs="Times New Roman"/>
+          <w:lang w:val="tr-TR"/>
+        </w:rPr>
+        <w:t>sözünu</w:t>
+      </w:r>
+      <w:proofErr w:type="spellEnd"/>
+      <w:r>
+        <w:rPr>
+          <w:rFonts w:ascii="Times New Roman" w:hAnsi="Times New Roman" w:cs="Times New Roman"/>
+          <w:lang w:val="tr-TR"/>
+        </w:rPr>
+        <w:t>̈</w:t>
+      </w:r>
+      <w:r>
+        <w:rPr>
+          <w:rFonts w:ascii="Times New Roman" w:hAnsi="Times New Roman" w:cs="Times New Roman"/>
+          <w:lang w:val="tr-TR"/>
+        </w:rPr>
+        <w:t xml:space="preserve"> </w:t>
+      </w:r>
+      <w:r>
+        <w:rPr>
+          <w:rFonts w:ascii="Times New Roman" w:hAnsi="Times New Roman" w:cs="Times New Roman"/>
+          <w:lang w:val="tr-TR"/>
+        </w:rPr>
+        <w:t>kesmemeleri, arkadaşlarını etkin dinlemeleri gibi etkili iletişim becerilerini kullanmaları</w:t>
+      </w:r>
+      <w:r>
+        <w:rPr>
+          <w:rFonts w:ascii="Times New Roman" w:hAnsi="Times New Roman" w:cs="Times New Roman"/>
+          <w:lang w:val="tr-TR"/>
+        </w:rPr>
+        <w:t xml:space="preserve"> </w:t>
+      </w:r>
+      <w:r>
+        <w:rPr>
+          <w:rFonts w:ascii="Times New Roman" w:hAnsi="Times New Roman" w:cs="Times New Roman"/>
+          <w:lang w:val="tr-TR"/>
+        </w:rPr>
+        <w:t xml:space="preserve">sağlanabilir (SDB2.1, D11.2, D14.1, E2.1). </w:t>
+      </w:r>
+    </w:p>
+    <w:p>
+      <w:pPr>
+        <w:jc w:val="both"/>
+        <w:rPr>
+          <w:rFonts w:ascii="Times New Roman" w:hAnsi="Times New Roman" w:cs="Times New Roman"/>
+          <w:lang w:val="tr-TR"/>
+        </w:rPr>
+      </w:pPr>
+      <w:r>
+        <w:rPr>
+          <w:rFonts w:ascii="Times New Roman" w:hAnsi="Times New Roman" w:cs="Times New Roman"/>
+          <w:lang w:val="tr-TR"/>
+        </w:rPr>
+        <w:t>Öğrenciler, tepkime hızının değişimine ilişkin derişim-zaman grafiğini kullanarak ulaştığı önermeleri ve tepkime hızları ile ilgili önceki bilgilerine</w:t>
+      </w:r>
+      <w:r>
+        <w:rPr>
+          <w:rFonts w:ascii="Times New Roman" w:hAnsi="Times New Roman" w:cs="Times New Roman"/>
+          <w:lang w:val="tr-TR"/>
+        </w:rPr>
+        <w:t xml:space="preserve"> </w:t>
+      </w:r>
+      <w:r>
+        <w:rPr>
+          <w:rFonts w:ascii="Times New Roman" w:hAnsi="Times New Roman" w:cs="Times New Roman"/>
+          <w:lang w:val="tr-TR"/>
+        </w:rPr>
+        <w:t xml:space="preserve">dayalı olarak oluşturduğu önermeleri karşılaştırır (OB1). </w:t>
+      </w:r>
+    </w:p>
+    <w:p>
+      <w:pPr>
+        <w:jc w:val="both"/>
+        <w:rPr>
+          <w:rFonts w:ascii="Times New Roman" w:hAnsi="Times New Roman" w:cs="Times New Roman"/>
+          <w:lang w:val="tr-TR"/>
+        </w:rPr>
+      </w:pPr>
+      <w:r>
+        <w:rPr>
+          <w:rFonts w:ascii="Times New Roman" w:hAnsi="Times New Roman" w:cs="Times New Roman"/>
+          <w:lang w:val="tr-TR"/>
+        </w:rPr>
+        <w:t>Tepkime hızı kavramı, tepken</w:t>
+      </w:r>
+      <w:r>
+        <w:rPr>
+          <w:rFonts w:ascii="Times New Roman" w:hAnsi="Times New Roman" w:cs="Times New Roman"/>
+          <w:lang w:val="tr-TR"/>
+        </w:rPr>
+        <w:t xml:space="preserve"> </w:t>
+      </w:r>
+      <w:r>
+        <w:rPr>
+          <w:rFonts w:ascii="Times New Roman" w:hAnsi="Times New Roman" w:cs="Times New Roman"/>
+          <w:lang w:val="tr-TR"/>
+        </w:rPr>
+        <w:t xml:space="preserve">ve </w:t>
+      </w:r>
+      <w:proofErr w:type="spellStart"/>
+      <w:r>
+        <w:rPr>
+          <w:rFonts w:ascii="Times New Roman" w:hAnsi="Times New Roman" w:cs="Times New Roman"/>
+          <w:lang w:val="tr-TR"/>
+        </w:rPr>
+        <w:t>ürünlerin</w:t>
+      </w:r>
+      <w:proofErr w:type="spellEnd"/>
+      <w:r>
+        <w:rPr>
+          <w:rFonts w:ascii="Times New Roman" w:hAnsi="Times New Roman" w:cs="Times New Roman"/>
+          <w:lang w:val="tr-TR"/>
+        </w:rPr>
+        <w:t xml:space="preserve"> birim zamanda derişimlerindeki değişim temelinde hem sözel olarak hem de</w:t>
+      </w:r>
+      <w:r>
+        <w:rPr>
+          <w:rFonts w:ascii="Times New Roman" w:hAnsi="Times New Roman" w:cs="Times New Roman"/>
+          <w:lang w:val="tr-TR"/>
+        </w:rPr>
+        <w:t xml:space="preserve"> </w:t>
+      </w:r>
+      <w:r>
+        <w:rPr>
+          <w:rFonts w:ascii="Times New Roman" w:hAnsi="Times New Roman" w:cs="Times New Roman"/>
+          <w:lang w:val="tr-TR"/>
+        </w:rPr>
+        <w:t>matematiksel bir eşitlikle tanımlanır. Ardından ortalama hız kavramı, derişim-zaman grafiği</w:t>
+      </w:r>
+      <w:r>
+        <w:rPr>
+          <w:rFonts w:ascii="Times New Roman" w:hAnsi="Times New Roman" w:cs="Times New Roman"/>
+          <w:lang w:val="tr-TR"/>
+        </w:rPr>
+        <w:t xml:space="preserve"> </w:t>
+      </w:r>
+      <w:r>
+        <w:rPr>
+          <w:rFonts w:ascii="Times New Roman" w:hAnsi="Times New Roman" w:cs="Times New Roman"/>
+          <w:lang w:val="tr-TR"/>
+        </w:rPr>
+        <w:t xml:space="preserve">ile ilişkilendirilerek açıklanır. </w:t>
+      </w:r>
+    </w:p>
+    <w:p>
+      <w:pPr>
+        <w:jc w:val="both"/>
+        <w:rPr>
+          <w:rFonts w:ascii="Times New Roman" w:hAnsi="Times New Roman" w:cs="Times New Roman"/>
+          <w:lang w:val="tr-TR"/>
+        </w:rPr>
+      </w:pPr>
+      <w:r>
+        <w:rPr>
+          <w:rFonts w:ascii="Times New Roman" w:hAnsi="Times New Roman" w:cs="Times New Roman"/>
+          <w:lang w:val="tr-TR"/>
+        </w:rPr>
+        <w:t>Öğrenciler, bu bilgileri kullanarak ellerindeki veri setinden</w:t>
+      </w:r>
+      <w:r>
+        <w:rPr>
+          <w:rFonts w:ascii="Times New Roman" w:hAnsi="Times New Roman" w:cs="Times New Roman"/>
+          <w:lang w:val="tr-TR"/>
+        </w:rPr>
+        <w:t xml:space="preserve"> </w:t>
+      </w:r>
+      <w:r>
+        <w:rPr>
+          <w:rFonts w:ascii="Times New Roman" w:hAnsi="Times New Roman" w:cs="Times New Roman"/>
+          <w:lang w:val="tr-TR"/>
+        </w:rPr>
+        <w:t>verilen tepkimenin farklı zaman aralıklarına ilişkin ortalama hızlarını hesaplar ve tepkime</w:t>
+      </w:r>
+      <w:r>
+        <w:rPr>
+          <w:rFonts w:ascii="Times New Roman" w:hAnsi="Times New Roman" w:cs="Times New Roman"/>
+          <w:lang w:val="tr-TR"/>
+        </w:rPr>
+        <w:t xml:space="preserve"> </w:t>
+      </w:r>
+      <w:r>
+        <w:rPr>
+          <w:rFonts w:ascii="Times New Roman" w:hAnsi="Times New Roman" w:cs="Times New Roman"/>
+          <w:lang w:val="tr-TR"/>
+        </w:rPr>
+        <w:t xml:space="preserve">hızının zamanla değişimine yönelik çıkarımda bulunur (KB2.10). </w:t>
+      </w:r>
+    </w:p>
+    <w:p>
+      <w:pPr>
+        <w:jc w:val="both"/>
+        <w:rPr>
+          <w:rFonts w:ascii="Times New Roman" w:hAnsi="Times New Roman" w:cs="Times New Roman"/>
+          <w:lang w:val="tr-TR"/>
+        </w:rPr>
+      </w:pPr>
+      <w:r>
+        <w:rPr>
+          <w:rFonts w:ascii="Times New Roman" w:hAnsi="Times New Roman" w:cs="Times New Roman"/>
+          <w:lang w:val="tr-TR"/>
+        </w:rPr>
+        <w:t>Öğrencilerden tepkime</w:t>
+      </w:r>
+      <w:r>
+        <w:rPr>
+          <w:rFonts w:ascii="Times New Roman" w:hAnsi="Times New Roman" w:cs="Times New Roman"/>
+          <w:lang w:val="tr-TR"/>
+        </w:rPr>
+        <w:t xml:space="preserve"> </w:t>
+      </w:r>
+      <w:r>
+        <w:rPr>
+          <w:rFonts w:ascii="Times New Roman" w:hAnsi="Times New Roman" w:cs="Times New Roman"/>
+          <w:lang w:val="tr-TR"/>
+        </w:rPr>
+        <w:t>hızının zamanla değişimini çarpışma teorisi ile ilişkilendirerek çıkarımlarının geçerliliğini</w:t>
+      </w:r>
+      <w:r>
+        <w:rPr>
+          <w:rFonts w:ascii="Times New Roman" w:hAnsi="Times New Roman" w:cs="Times New Roman"/>
+          <w:lang w:val="tr-TR"/>
+        </w:rPr>
+        <w:t xml:space="preserve"> </w:t>
+      </w:r>
+      <w:r>
+        <w:rPr>
+          <w:rFonts w:ascii="Times New Roman" w:hAnsi="Times New Roman" w:cs="Times New Roman"/>
+          <w:lang w:val="tr-TR"/>
+        </w:rPr>
+        <w:t xml:space="preserve">sorgulamaları istenir (OB1). </w:t>
+      </w:r>
+    </w:p>
+    <w:p>
+      <w:pPr>
+        <w:jc w:val="both"/>
+        <w:rPr>
+          <w:rFonts w:ascii="Times New Roman" w:hAnsi="Times New Roman" w:cs="Times New Roman"/>
           <w:b/>
           <w:bCs/>
           <w:lang w:val="tr-TR"/>
         </w:rPr>
-        <w:t>Ürün</w:t>
+      </w:pPr>
+      <w:r>
+        <w:rPr>
+          <w:rFonts w:ascii="Times New Roman" w:hAnsi="Times New Roman" w:cs="Times New Roman"/>
+          <w:lang w:val="tr-TR"/>
+        </w:rPr>
+        <w:t>Etkinlik kâğıtları “öğrencilerin derişim-zaman grafiklerini çizebilmesi,</w:t>
       </w:r>
       <w:r>
         <w:rPr>
           <w:rFonts w:ascii="Times New Roman" w:hAnsi="Times New Roman" w:cs="Times New Roman"/>
+          <w:lang w:val="tr-TR"/>
+        </w:rPr>
+        <w:t xml:space="preserve"> </w:t>
+      </w:r>
+      <w:r>
+        <w:rPr>
+          <w:rFonts w:ascii="Times New Roman" w:hAnsi="Times New Roman" w:cs="Times New Roman"/>
+          <w:lang w:val="tr-TR"/>
+        </w:rPr>
+        <w:t>tepkime hızının zamanla değişimine ilişkin önerme oluşturabilmesi, matematiksel</w:t>
+      </w:r>
+      <w:r>
+        <w:rPr>
+          <w:rFonts w:ascii="Times New Roman" w:hAnsi="Times New Roman" w:cs="Times New Roman"/>
+          <w:lang w:val="tr-TR"/>
+        </w:rPr>
+        <w:t xml:space="preserve"> </w:t>
+      </w:r>
+      <w:r>
+        <w:rPr>
+          <w:rFonts w:ascii="Times New Roman" w:hAnsi="Times New Roman" w:cs="Times New Roman"/>
+          <w:lang w:val="tr-TR"/>
+        </w:rPr>
+        <w:t>bir eşitlikle tepkime hızını hesaplayabilmesi ve çarpışma teorisi ile tepkime hızındaki değişimi</w:t>
+      </w:r>
+      <w:r>
+        <w:rPr>
+          <w:rFonts w:ascii="Times New Roman" w:hAnsi="Times New Roman" w:cs="Times New Roman"/>
+          <w:lang w:val="tr-TR"/>
+        </w:rPr>
+        <w:t xml:space="preserve"> </w:t>
+      </w:r>
+      <w:r>
+        <w:rPr>
+          <w:rFonts w:ascii="Times New Roman" w:hAnsi="Times New Roman" w:cs="Times New Roman"/>
+          <w:lang w:val="tr-TR"/>
+        </w:rPr>
+        <w:t xml:space="preserve">açıklayabilmesi” </w:t>
+      </w:r>
+      <w:proofErr w:type="spellStart"/>
+      <w:r>
+        <w:rPr>
+          <w:rFonts w:ascii="Times New Roman" w:hAnsi="Times New Roman" w:cs="Times New Roman"/>
+          <w:lang w:val="tr-TR"/>
+        </w:rPr>
+        <w:t>ölçütlerini</w:t>
+      </w:r>
+      <w:proofErr w:type="spellEnd"/>
+      <w:r>
+        <w:rPr>
+          <w:rFonts w:ascii="Times New Roman" w:hAnsi="Times New Roman" w:cs="Times New Roman"/>
+          <w:lang w:val="tr-TR"/>
+        </w:rPr>
+        <w:t xml:space="preserve"> içeren dereceli puanlama anahtarı ile değerlendirilebilir.</w:t>
+      </w:r>
+      <w:r>
+        <w:rPr>
+          <w:rFonts w:ascii="Times New Roman" w:hAnsi="Times New Roman" w:cs="Times New Roman"/>
+          <w:lang w:val="tr-TR"/>
+        </w:rPr>
+        <w:t xml:space="preserve"> </w:t>
+      </w:r>
+      <w:r>
+        <w:rPr>
+          <w:rFonts w:ascii="Times New Roman" w:hAnsi="Times New Roman" w:cs="Times New Roman"/>
           <w:b/>
           <w:bCs/>
           <w:lang w:val="tr-TR"/>
         </w:rPr>
-        <w:t xml:space="preserve"> Derişimleriyle Ortalama Tepkime Hızlarının Hesaplanması</w:t>
+        <w:t>DPA</w:t>
+      </w:r>
+    </w:p>
+    <w:p>
+      <w:pPr>
+        <w:jc w:val="both"/>
+        <w:rPr>
+          <w:rFonts w:ascii="Times New Roman" w:hAnsi="Times New Roman" w:cs="Times New Roman"/>
+          <w:lang w:val="tr-TR"/>
+        </w:rPr>
+      </w:pPr>
+      <w:r>
+        <w:rPr>
+          <w:rFonts w:ascii="Times New Roman" w:hAnsi="Times New Roman" w:cs="Times New Roman"/>
+          <w:lang w:val="tr-TR"/>
+        </w:rPr>
+        <w:t xml:space="preserve"> </w:t>
+      </w:r>
+      <w:r>
+        <w:rPr>
+          <w:rFonts w:ascii="Times New Roman" w:hAnsi="Times New Roman" w:cs="Times New Roman"/>
+          <w:lang w:val="tr-TR"/>
+        </w:rPr>
+        <w:t xml:space="preserve">Öğrencilerden çalışma yaprağında verilen farklı tepkimeler </w:t>
+      </w:r>
+      <w:proofErr w:type="spellStart"/>
+      <w:r>
+        <w:rPr>
+          <w:rFonts w:ascii="Times New Roman" w:hAnsi="Times New Roman" w:cs="Times New Roman"/>
+          <w:lang w:val="tr-TR"/>
+        </w:rPr>
+        <w:t>üzerinden</w:t>
+      </w:r>
+      <w:proofErr w:type="spellEnd"/>
+      <w:r>
+        <w:rPr>
+          <w:rFonts w:ascii="Times New Roman" w:hAnsi="Times New Roman" w:cs="Times New Roman"/>
+          <w:lang w:val="tr-TR"/>
+        </w:rPr>
+        <w:t xml:space="preserve"> maddelerin harcanma</w:t>
+      </w:r>
+      <w:r>
+        <w:rPr>
+          <w:rFonts w:ascii="Times New Roman" w:hAnsi="Times New Roman" w:cs="Times New Roman"/>
+          <w:lang w:val="tr-TR"/>
+        </w:rPr>
+        <w:t xml:space="preserve"> </w:t>
+      </w:r>
+      <w:r>
+        <w:rPr>
+          <w:rFonts w:ascii="Times New Roman" w:hAnsi="Times New Roman" w:cs="Times New Roman"/>
+          <w:lang w:val="tr-TR"/>
+        </w:rPr>
+        <w:t>ve oluşum hızlarını hesaplamaları istenebilir.</w:t>
+      </w:r>
+      <w:r>
+        <w:rPr>
+          <w:rFonts w:ascii="Times New Roman" w:hAnsi="Times New Roman" w:cs="Times New Roman"/>
+          <w:lang w:val="tr-TR"/>
+        </w:rPr>
+        <w:t xml:space="preserve"> </w:t>
+      </w:r>
+      <w:r>
+        <w:rPr>
+          <w:rFonts w:ascii="Times New Roman" w:hAnsi="Times New Roman" w:cs="Times New Roman"/>
+          <w:b/>
+          <w:bCs/>
+          <w:lang w:val="tr-TR"/>
+        </w:rPr>
+        <w:t>Sıra Sizde</w:t>
+      </w:r>
+    </w:p>
+    <w:p>
+      <w:pPr>
+        <w:jc w:val="both"/>
+        <w:rPr>
+          <w:rFonts w:ascii="Times New Roman" w:hAnsi="Times New Roman" w:cs="Times New Roman"/>
+          <w:lang w:val="tr-TR"/>
+        </w:rPr>
+      </w:pPr>
+      <w:r>
+        <w:rPr>
+          <w:rFonts w:ascii="Times New Roman" w:hAnsi="Times New Roman" w:cs="Times New Roman"/>
+          <w:lang w:val="tr-TR"/>
+        </w:rPr>
+        <w:t>*/</w:t>
       </w:r>
     </w:p>
     <w:sectPr>
